--- a/Session13_assignment.docx
+++ b/Session13_assignment.docx
@@ -222,7 +222,23 @@
           <w:sz w:val="28"/>
           <w:szCs w:val="28"/>
         </w:rPr>
-        <w:t>&gt;&lt;strong&gt;Hint:&lt;/strong&gt; Each group can have a 'count' key for unread messages and a 'subgroups' key with a list of more groups.&lt;/</w:t>
+        <w:t xml:space="preserve">&gt;&lt;strong&gt;Hint:&lt;/strong&gt; Each group can have a 'count' key for unread messages and a 'subgroups' key with a list of more </w:t>
+      </w:r>
+      <w:proofErr w:type="gramStart"/>
+      <w:r>
+        <w:rPr>
+          <w:sz w:val="28"/>
+          <w:szCs w:val="28"/>
+        </w:rPr>
+        <w:t>groups.&lt;</w:t>
+      </w:r>
+      <w:proofErr w:type="gramEnd"/>
+      <w:r>
+        <w:rPr>
+          <w:sz w:val="28"/>
+          <w:szCs w:val="28"/>
+        </w:rPr>
+        <w:t>/</w:t>
       </w:r>
       <w:proofErr w:type="spellStart"/>
       <w:r>
@@ -688,10 +704,10 @@
           <w:szCs w:val="28"/>
         </w:rPr>
         <w:drawing>
-          <wp:inline distT="0" distB="0" distL="0" distR="0" wp14:anchorId="55837554" wp14:editId="5F9108CA">
-            <wp:extent cx="5731510" cy="2021840"/>
-            <wp:effectExtent l="0" t="0" r="2540" b="0"/>
-            <wp:docPr id="416087767" name="Picture 4"/>
+          <wp:inline distT="0" distB="0" distL="0" distR="0" wp14:anchorId="04B2B0B5" wp14:editId="1A85FC12">
+            <wp:extent cx="5731510" cy="1934210"/>
+            <wp:effectExtent l="0" t="0" r="2540" b="8890"/>
+            <wp:docPr id="486601522" name="Picture 1"/>
             <wp:cNvGraphicFramePr>
               <a:graphicFrameLocks xmlns:a="http://schemas.openxmlformats.org/drawingml/2006/main" noChangeAspect="1"/>
             </wp:cNvGraphicFramePr>
@@ -699,7 +715,7 @@
               <a:graphicData uri="http://schemas.openxmlformats.org/drawingml/2006/picture">
                 <pic:pic xmlns:pic="http://schemas.openxmlformats.org/drawingml/2006/picture">
                   <pic:nvPicPr>
-                    <pic:cNvPr id="416087767" name="Picture 416087767"/>
+                    <pic:cNvPr id="486601522" name="Picture 486601522"/>
                     <pic:cNvPicPr/>
                   </pic:nvPicPr>
                   <pic:blipFill>
@@ -717,7 +733,7 @@
                   <pic:spPr>
                     <a:xfrm>
                       <a:off x="0" y="0"/>
-                      <a:ext cx="5731510" cy="2021840"/>
+                      <a:ext cx="5731510" cy="1934210"/>
                     </a:xfrm>
                     <a:prstGeom prst="rect">
                       <a:avLst/>
@@ -729,6 +745,14 @@
           </wp:inline>
         </w:drawing>
       </w:r>
+    </w:p>
+    <w:p>
+      <w:pPr>
+        <w:rPr>
+          <w:sz w:val="28"/>
+          <w:szCs w:val="28"/>
+        </w:rPr>
+      </w:pPr>
     </w:p>
     <w:p>
       <w:pPr>
@@ -1378,6 +1402,7 @@
   <w:style w:type="character" w:default="1" w:styleId="DefaultParagraphFont">
     <w:name w:val="Default Paragraph Font"/>
     <w:uiPriority w:val="1"/>
+    <w:semiHidden/>
     <w:unhideWhenUsed/>
   </w:style>
   <w:style w:type="table" w:default="1" w:styleId="TableNormal">
